--- a/backend-exhibits/OneDrive to Google MyDrive Advanced Plan - Advanced Include.docx
+++ b/backend-exhibits/OneDrive to Google MyDrive Advanced Plan - Advanced Include.docx
@@ -49,7 +49,7 @@
             </w:pPr>
             <w:r>
               <w:rPr>
-                <w:rFonts w:ascii="Arial" w:eastAsia="Arial" w:hAnsi="Arial" w:cs="Arial"/>
+                <w:rFonts w:ascii="Arial" w:hAnsi="Arial" w:cs="Arial" w:eastAsia="Arial"/>
                 <w:b/>
                 <w:sz w:val="21"/>
               </w:rPr>
@@ -79,7 +79,7 @@
             </w:pPr>
             <w:r>
               <w:rPr>
-                <w:rFonts w:ascii="Arial" w:eastAsia="Arial" w:hAnsi="Arial" w:cs="Arial"/>
+                <w:rFonts w:ascii="Arial" w:hAnsi="Arial" w:cs="Arial" w:eastAsia="Arial"/>
                 <w:b/>
                 <w:sz w:val="21"/>
               </w:rPr>
@@ -103,8 +103,8 @@
             </w:pPr>
             <w:r>
               <w:rPr>
-                <w:rFonts w:ascii="Arial" w:eastAsia="Arial" w:hAnsi="Arial" w:cs="Arial"/>
-                <w:sz w:val="19"/>
+                <w:rFonts w:ascii="Arial" w:hAnsi="Arial" w:cs="Arial" w:eastAsia="Arial"/>
+                <w:sz w:val="21"/>
               </w:rPr>
               <w:t>The initial data migration from source to destination is considered as One-time migration.</w:t>
             </w:r>
@@ -132,9 +132,9 @@
             </w:pPr>
             <w:r>
               <w:rPr>
-                <w:rFonts w:ascii="Arial" w:eastAsia="Arial" w:hAnsi="Arial" w:cs="Arial"/>
+                <w:rFonts w:ascii="Arial" w:hAnsi="Arial" w:cs="Arial" w:eastAsia="Arial"/>
                 <w:b/>
-                <w:sz w:val="19"/>
+                <w:sz w:val="21"/>
               </w:rPr>
               <w:t>Delta Migration</w:t>
             </w:r>
@@ -156,8 +156,8 @@
             </w:pPr>
             <w:r>
               <w:rPr>
-                <w:rFonts w:ascii="Arial" w:eastAsia="Arial" w:hAnsi="Arial" w:cs="Arial"/>
-                <w:sz w:val="19"/>
+                <w:rFonts w:ascii="Arial" w:hAnsi="Arial" w:cs="Arial" w:eastAsia="Arial"/>
+                <w:sz w:val="21"/>
               </w:rPr>
               <w:t>Migration of incremental changes made in source during the onetime migration.</w:t>
             </w:r>
@@ -185,9 +185,9 @@
             </w:pPr>
             <w:r>
               <w:rPr>
-                <w:rFonts w:ascii="Arial" w:eastAsia="Arial" w:hAnsi="Arial" w:cs="Arial"/>
+                <w:rFonts w:ascii="Arial" w:hAnsi="Arial" w:cs="Arial" w:eastAsia="Arial"/>
                 <w:b/>
-                <w:sz w:val="19"/>
+                <w:sz w:val="21"/>
               </w:rPr>
               <w:t>Folder Display</w:t>
             </w:r>
@@ -209,24 +209,24 @@
             </w:pPr>
             <w:r>
               <w:rPr>
-                <w:rFonts w:ascii="Arial" w:eastAsia="Arial" w:hAnsi="Arial" w:cs="Arial"/>
-                <w:sz w:val="19"/>
+                <w:rFonts w:ascii="Arial" w:hAnsi="Arial" w:cs="Arial" w:eastAsia="Arial"/>
+                <w:sz w:val="21"/>
               </w:rPr>
               <w:t xml:space="preserve">An option to map source and destination users through a visual selection of folders in the </w:t>
             </w:r>
             <w:proofErr w:type="spellStart"/>
             <w:r>
               <w:rPr>
-                <w:rFonts w:ascii="Arial" w:eastAsia="Arial" w:hAnsi="Arial" w:cs="Arial"/>
-                <w:sz w:val="19"/>
+                <w:rFonts w:ascii="Arial" w:hAnsi="Arial" w:cs="Arial" w:eastAsia="Arial"/>
+                <w:sz w:val="21"/>
               </w:rPr>
               <w:t>CloudFuze</w:t>
             </w:r>
             <w:proofErr w:type="spellEnd"/>
             <w:r>
               <w:rPr>
-                <w:rFonts w:ascii="Arial" w:eastAsia="Arial" w:hAnsi="Arial" w:cs="Arial"/>
-                <w:sz w:val="19"/>
+                <w:rFonts w:ascii="Arial" w:hAnsi="Arial" w:cs="Arial" w:eastAsia="Arial"/>
+                <w:sz w:val="21"/>
               </w:rPr>
               <w:t xml:space="preserve"> webapp.</w:t>
             </w:r>
@@ -254,7 +254,7 @@
             </w:pPr>
             <w:r>
               <w:rPr>
-                <w:rFonts w:ascii="Arial" w:eastAsia="Arial" w:hAnsi="Arial" w:cs="Arial"/>
+                <w:rFonts w:ascii="Arial" w:hAnsi="Arial" w:cs="Arial" w:eastAsia="Arial"/>
                 <w:b/>
                 <w:sz w:val="21"/>
               </w:rPr>
@@ -278,8 +278,8 @@
             </w:pPr>
             <w:r>
               <w:rPr>
-                <w:rFonts w:ascii="Arial" w:eastAsia="Arial" w:hAnsi="Arial" w:cs="Arial"/>
-                <w:sz w:val="19"/>
+                <w:rFonts w:ascii="Arial" w:hAnsi="Arial" w:cs="Arial" w:eastAsia="Arial"/>
+                <w:sz w:val="21"/>
               </w:rPr>
               <w:t>Migration of all file versions from source to destination.</w:t>
             </w:r>
@@ -307,7 +307,7 @@
             </w:pPr>
             <w:r>
               <w:rPr>
-                <w:rFonts w:ascii="Arial" w:eastAsia="Arial" w:hAnsi="Arial" w:cs="Arial"/>
+                <w:rFonts w:ascii="Arial" w:hAnsi="Arial" w:cs="Arial" w:eastAsia="Arial"/>
                 <w:b/>
                 <w:sz w:val="21"/>
               </w:rPr>
@@ -332,16 +332,16 @@
             <w:proofErr w:type="spellStart"/>
             <w:r>
               <w:rPr>
-                <w:rFonts w:ascii="Arial" w:eastAsia="Arial" w:hAnsi="Arial" w:cs="Arial"/>
-                <w:sz w:val="19"/>
+                <w:rFonts w:ascii="Arial" w:hAnsi="Arial" w:cs="Arial" w:eastAsia="Arial"/>
+                <w:sz w:val="21"/>
               </w:rPr>
               <w:t>CloudFuze</w:t>
             </w:r>
             <w:proofErr w:type="spellEnd"/>
             <w:r>
               <w:rPr>
-                <w:rFonts w:ascii="Arial" w:eastAsia="Arial" w:hAnsi="Arial" w:cs="Arial"/>
-                <w:sz w:val="19"/>
+                <w:rFonts w:ascii="Arial" w:hAnsi="Arial" w:cs="Arial" w:eastAsia="Arial"/>
+                <w:sz w:val="21"/>
               </w:rPr>
               <w:t xml:space="preserve"> preserves all root folder permissions along with access levels.</w:t>
             </w:r>
@@ -369,9 +369,9 @@
             </w:pPr>
             <w:r>
               <w:rPr>
-                <w:rFonts w:ascii="Arial" w:eastAsia="Arial" w:hAnsi="Arial" w:cs="Arial"/>
+                <w:rFonts w:ascii="Arial" w:hAnsi="Arial" w:cs="Arial" w:eastAsia="Arial"/>
                 <w:b/>
-                <w:sz w:val="19"/>
+                <w:sz w:val="21"/>
               </w:rPr>
               <w:t>Sub Folder Permissions</w:t>
             </w:r>
@@ -394,16 +394,16 @@
             <w:proofErr w:type="spellStart"/>
             <w:r>
               <w:rPr>
-                <w:rFonts w:ascii="Arial" w:eastAsia="Arial" w:hAnsi="Arial" w:cs="Arial"/>
-                <w:sz w:val="19"/>
+                <w:rFonts w:ascii="Arial" w:hAnsi="Arial" w:cs="Arial" w:eastAsia="Arial"/>
+                <w:sz w:val="21"/>
               </w:rPr>
               <w:t>CloudFuze</w:t>
             </w:r>
             <w:proofErr w:type="spellEnd"/>
             <w:r>
               <w:rPr>
-                <w:rFonts w:ascii="Arial" w:eastAsia="Arial" w:hAnsi="Arial" w:cs="Arial"/>
-                <w:sz w:val="19"/>
+                <w:rFonts w:ascii="Arial" w:hAnsi="Arial" w:cs="Arial" w:eastAsia="Arial"/>
+                <w:sz w:val="21"/>
               </w:rPr>
               <w:t xml:space="preserve"> preserves all subfolder permissions along with access levels.</w:t>
             </w:r>
@@ -431,7 +431,7 @@
             </w:pPr>
             <w:r>
               <w:rPr>
-                <w:rFonts w:ascii="Arial" w:eastAsia="Arial" w:hAnsi="Arial" w:cs="Arial"/>
+                <w:rFonts w:ascii="Arial" w:hAnsi="Arial" w:cs="Arial" w:eastAsia="Arial"/>
                 <w:b/>
                 <w:sz w:val="21"/>
               </w:rPr>
@@ -456,16 +456,16 @@
             <w:proofErr w:type="spellStart"/>
             <w:r>
               <w:rPr>
-                <w:rFonts w:ascii="Arial" w:eastAsia="Arial" w:hAnsi="Arial" w:cs="Arial"/>
-                <w:sz w:val="19"/>
+                <w:rFonts w:ascii="Arial" w:hAnsi="Arial" w:cs="Arial" w:eastAsia="Arial"/>
+                <w:sz w:val="21"/>
               </w:rPr>
               <w:t>CloudFuze</w:t>
             </w:r>
             <w:proofErr w:type="spellEnd"/>
             <w:r>
               <w:rPr>
-                <w:rFonts w:ascii="Arial" w:eastAsia="Arial" w:hAnsi="Arial" w:cs="Arial"/>
-                <w:sz w:val="19"/>
+                <w:rFonts w:ascii="Arial" w:hAnsi="Arial" w:cs="Arial" w:eastAsia="Arial"/>
+                <w:sz w:val="21"/>
               </w:rPr>
               <w:t xml:space="preserve"> preserves all Root file permissions along with access levels.</w:t>
             </w:r>
@@ -493,7 +493,7 @@
             </w:pPr>
             <w:r>
               <w:rPr>
-                <w:rFonts w:ascii="Arial" w:eastAsia="Arial" w:hAnsi="Arial" w:cs="Arial"/>
+                <w:rFonts w:ascii="Arial" w:hAnsi="Arial" w:cs="Arial" w:eastAsia="Arial"/>
                 <w:b/>
                 <w:sz w:val="21"/>
               </w:rPr>
@@ -519,16 +519,16 @@
             <w:proofErr w:type="spellStart"/>
             <w:r>
               <w:rPr>
-                <w:rFonts w:ascii="Arial" w:eastAsia="Arial" w:hAnsi="Arial" w:cs="Arial"/>
-                <w:sz w:val="19"/>
+                <w:rFonts w:ascii="Arial" w:hAnsi="Arial" w:cs="Arial" w:eastAsia="Arial"/>
+                <w:sz w:val="21"/>
               </w:rPr>
               <w:t>CloudFuze</w:t>
             </w:r>
             <w:proofErr w:type="spellEnd"/>
             <w:r>
               <w:rPr>
-                <w:rFonts w:ascii="Arial" w:eastAsia="Arial" w:hAnsi="Arial" w:cs="Arial"/>
-                <w:sz w:val="19"/>
+                <w:rFonts w:ascii="Arial" w:hAnsi="Arial" w:cs="Arial" w:eastAsia="Arial"/>
+                <w:sz w:val="21"/>
               </w:rPr>
               <w:t xml:space="preserve"> preserves all inner file permissions along with access levels.</w:t>
             </w:r>
@@ -556,7 +556,7 @@
             </w:pPr>
             <w:r>
               <w:rPr>
-                <w:rFonts w:ascii="Arial" w:eastAsia="Arial" w:hAnsi="Arial" w:cs="Arial"/>
+                <w:rFonts w:ascii="Arial" w:hAnsi="Arial" w:cs="Arial" w:eastAsia="Arial"/>
                 <w:b/>
                 <w:sz w:val="21"/>
               </w:rPr>
@@ -581,32 +581,32 @@
             <w:proofErr w:type="spellStart"/>
             <w:r>
               <w:rPr>
-                <w:rFonts w:ascii="Arial" w:eastAsia="Arial" w:hAnsi="Arial" w:cs="Arial"/>
-                <w:sz w:val="19"/>
+                <w:rFonts w:ascii="Arial" w:hAnsi="Arial" w:cs="Arial" w:eastAsia="Arial"/>
+                <w:sz w:val="21"/>
               </w:rPr>
               <w:t>CloudFuze</w:t>
             </w:r>
             <w:proofErr w:type="spellEnd"/>
             <w:r>
               <w:rPr>
-                <w:rFonts w:ascii="Arial" w:eastAsia="Arial" w:hAnsi="Arial" w:cs="Arial"/>
-                <w:sz w:val="19"/>
+                <w:rFonts w:ascii="Arial" w:hAnsi="Arial" w:cs="Arial" w:eastAsia="Arial"/>
+                <w:sz w:val="21"/>
               </w:rPr>
               <w:t xml:space="preserve"> can migrate external </w:t>
             </w:r>
             <w:proofErr w:type="gramStart"/>
             <w:r>
               <w:rPr>
-                <w:rFonts w:ascii="Arial" w:eastAsia="Arial" w:hAnsi="Arial" w:cs="Arial"/>
-                <w:sz w:val="19"/>
+                <w:rFonts w:ascii="Arial" w:hAnsi="Arial" w:cs="Arial" w:eastAsia="Arial"/>
+                <w:sz w:val="21"/>
               </w:rPr>
               <w:t>permissions(</w:t>
             </w:r>
             <w:proofErr w:type="gramEnd"/>
             <w:r>
               <w:rPr>
-                <w:rFonts w:ascii="Arial" w:eastAsia="Arial" w:hAnsi="Arial" w:cs="Arial"/>
-                <w:sz w:val="19"/>
+                <w:rFonts w:ascii="Arial" w:hAnsi="Arial" w:cs="Arial" w:eastAsia="Arial"/>
+                <w:sz w:val="21"/>
               </w:rPr>
               <w:t>Files/Folders shared with people of outside organizations) of files/folders to the destination along with access levels.</w:t>
             </w:r>
@@ -634,7 +634,7 @@
             </w:pPr>
             <w:r>
               <w:rPr>
-                <w:rFonts w:ascii="Arial" w:eastAsia="Arial" w:hAnsi="Arial" w:cs="Arial"/>
+                <w:rFonts w:ascii="Arial" w:hAnsi="Arial" w:cs="Arial" w:eastAsia="Arial"/>
                 <w:b/>
                 <w:sz w:val="21"/>
               </w:rPr>
@@ -660,16 +660,16 @@
             <w:proofErr w:type="spellStart"/>
             <w:r>
               <w:rPr>
-                <w:rFonts w:ascii="Arial" w:eastAsia="Arial" w:hAnsi="Arial" w:cs="Arial"/>
-                <w:sz w:val="19"/>
+                <w:rFonts w:ascii="Arial" w:hAnsi="Arial" w:cs="Arial" w:eastAsia="Arial"/>
+                <w:sz w:val="21"/>
               </w:rPr>
               <w:t>CloudFuze</w:t>
             </w:r>
             <w:proofErr w:type="spellEnd"/>
             <w:r>
               <w:rPr>
-                <w:rFonts w:ascii="Arial" w:eastAsia="Arial" w:hAnsi="Arial" w:cs="Arial"/>
-                <w:sz w:val="19"/>
+                <w:rFonts w:ascii="Arial" w:hAnsi="Arial" w:cs="Arial" w:eastAsia="Arial"/>
+                <w:sz w:val="21"/>
               </w:rPr>
               <w:t xml:space="preserve"> migrates all shared links from source to destination and maintains the type of links.</w:t>
             </w:r>
@@ -697,7 +697,7 @@
             </w:pPr>
             <w:r>
               <w:rPr>
-                <w:rFonts w:ascii="Arial" w:eastAsia="Arial" w:hAnsi="Arial" w:cs="Arial"/>
+                <w:rFonts w:ascii="Arial" w:hAnsi="Arial" w:cs="Arial" w:eastAsia="Arial"/>
                 <w:b/>
                 <w:sz w:val="21"/>
               </w:rPr>
@@ -721,8 +721,8 @@
             </w:pPr>
             <w:r>
               <w:rPr>
-                <w:rFonts w:ascii="Arial" w:eastAsia="Arial" w:hAnsi="Arial" w:cs="Arial"/>
-                <w:sz w:val="19"/>
+                <w:rFonts w:ascii="Arial" w:hAnsi="Arial" w:cs="Arial" w:eastAsia="Arial"/>
+                <w:sz w:val="21"/>
               </w:rPr>
               <w:t>Maintaining the original timestamps, including creation and modification dates and times, when transferring data to the destination cloud.</w:t>
             </w:r>
@@ -750,7 +750,7 @@
             </w:pPr>
             <w:r>
               <w:rPr>
-                <w:rFonts w:ascii="Arial" w:eastAsia="Arial" w:hAnsi="Arial" w:cs="Arial"/>
+                <w:rFonts w:ascii="Arial" w:hAnsi="Arial" w:cs="Arial" w:eastAsia="Arial"/>
                 <w:b/>
                 <w:sz w:val="21"/>
               </w:rPr>
@@ -774,8 +774,8 @@
             </w:pPr>
             <w:r>
               <w:rPr>
-                <w:rFonts w:ascii="Arial" w:eastAsia="Arial" w:hAnsi="Arial" w:cs="Arial"/>
-                <w:sz w:val="19"/>
+                <w:rFonts w:ascii="Arial" w:hAnsi="Arial" w:cs="Arial" w:eastAsia="Arial"/>
+                <w:sz w:val="21"/>
               </w:rPr>
               <w:t>Special characters not supported by the destination cloud will be automatically replaced with underscores (_) or hyphens (-). This ensures that the integrity of the data is maintained during the migration process.</w:t>
             </w:r>
@@ -803,7 +803,7 @@
             </w:pPr>
             <w:r>
               <w:rPr>
-                <w:rFonts w:ascii="Arial" w:eastAsia="Arial" w:hAnsi="Arial" w:cs="Arial"/>
+                <w:rFonts w:ascii="Arial" w:hAnsi="Arial" w:cs="Arial" w:eastAsia="Arial"/>
                 <w:b/>
                 <w:sz w:val="21"/>
               </w:rPr>
@@ -827,8 +827,8 @@
             </w:pPr>
             <w:r>
               <w:rPr>
-                <w:rFonts w:ascii="Arial" w:eastAsia="Arial" w:hAnsi="Arial" w:cs="Arial"/>
-                <w:sz w:val="19"/>
+                <w:rFonts w:ascii="Arial" w:hAnsi="Arial" w:cs="Arial" w:eastAsia="Arial"/>
+                <w:sz w:val="21"/>
               </w:rPr>
               <w:t>The system will automatically prevent the generation of email notifications for collaborations on folders/files originating from the destination cloud.</w:t>
             </w:r>
@@ -851,10 +851,10 @@
   <w:docDefaults>
     <w:rPrDefault>
       <w:rPr>
-        <w:rFonts w:asciiTheme="minorHAnsi" w:eastAsiaTheme="minorEastAsia" w:hAnsiTheme="minorHAnsi" w:cstheme="minorBidi"/>
+        <w:rFonts w:ascii="Arial" w:hAnsi="Arial" w:cs="Arial" w:eastAsia="Arial"/>
         <w:kern w:val="2"/>
-        <w:sz w:val="24"/>
-        <w:szCs w:val="24"/>
+        <w:sz w:val="21"/>
+        <w:szCs w:val="21"/>
         <w:lang w:val="en-IN" w:eastAsia="en-IN" w:bidi="ar-SA"/>
         <w14:ligatures w14:val="standardContextual"/>
       </w:rPr>
@@ -1250,9 +1250,9 @@
       <w:spacing w:line="259" w:lineRule="auto"/>
     </w:pPr>
     <w:rPr>
-      <w:rFonts w:ascii="Calibri" w:eastAsia="Calibri" w:hAnsi="Calibri" w:cs="Calibri"/>
+      <w:rFonts w:ascii="Arial" w:hAnsi="Arial" w:cs="Arial" w:eastAsia="Arial"/>
       <w:color w:val="000000"/>
-      <w:sz w:val="22"/>
+      <w:sz w:val="21"/>
     </w:rPr>
   </w:style>
   <w:style w:type="character" w:default="1" w:styleId="DefaultParagraphFont">
